--- a/การทดสอบระบบ.docx
+++ b/การทดสอบระบบ.docx
@@ -82,7 +82,7 @@
       <w:pPr>
         <w:pStyle w:val="ListParagraph"/>
         <w:rPr>
-          <w:rFonts w:ascii="TH Sarabun New" w:hAnsi="TH Sarabun New" w:cs="TH Sarabun New" w:hint="cs"/>
+          <w:rFonts w:ascii="TH Sarabun New" w:hAnsi="TH Sarabun New" w:cs="TH Sarabun New"/>
           <w:b/>
           <w:bCs/>
           <w:sz w:val="28"/>
@@ -621,7 +621,7 @@
               </w:tabs>
               <w:ind w:left="0"/>
               <w:rPr>
-                <w:rFonts w:ascii="TH Sarabun New" w:hAnsi="TH Sarabun New" w:cs="TH Sarabun New" w:hint="cs"/>
+                <w:rFonts w:ascii="TH Sarabun New" w:hAnsi="TH Sarabun New" w:cs="TH Sarabun New"/>
                 <w:b/>
                 <w:bCs/>
                 <w:sz w:val="28"/>
@@ -742,7 +742,7 @@
     <w:p>
       <w:pPr>
         <w:rPr>
-          <w:rFonts w:ascii="TH Sarabun New" w:hAnsi="TH Sarabun New" w:cs="TH Sarabun New" w:hint="cs"/>
+          <w:rFonts w:ascii="TH Sarabun New" w:hAnsi="TH Sarabun New" w:cs="TH Sarabun New"/>
           <w:sz w:val="28"/>
           <w:szCs w:val="28"/>
         </w:rPr>
@@ -961,7 +961,7 @@
               <w:pStyle w:val="ListParagraph"/>
               <w:ind w:left="0"/>
               <w:rPr>
-                <w:rFonts w:ascii="TH Sarabun New" w:hAnsi="TH Sarabun New" w:cs="TH Sarabun New" w:hint="cs"/>
+                <w:rFonts w:ascii="TH Sarabun New" w:hAnsi="TH Sarabun New" w:cs="TH Sarabun New"/>
                 <w:sz w:val="28"/>
                 <w:szCs w:val="28"/>
                 <w:cs/>
@@ -1801,7 +1801,7 @@
       <w:pPr>
         <w:pStyle w:val="ListParagraph"/>
         <w:rPr>
-          <w:rFonts w:ascii="TH Sarabun New" w:hAnsi="TH Sarabun New" w:cs="TH Sarabun New" w:hint="cs"/>
+          <w:rFonts w:ascii="TH Sarabun New" w:hAnsi="TH Sarabun New" w:cs="TH Sarabun New"/>
           <w:sz w:val="28"/>
           <w:szCs w:val="28"/>
         </w:rPr>
@@ -2114,7 +2114,7 @@
               <w:pStyle w:val="ListParagraph"/>
               <w:ind w:left="295"/>
               <w:rPr>
-                <w:rFonts w:ascii="TH Sarabun New" w:hAnsi="TH Sarabun New" w:cs="TH Sarabun New" w:hint="cs"/>
+                <w:rFonts w:ascii="TH Sarabun New" w:hAnsi="TH Sarabun New" w:cs="TH Sarabun New"/>
                 <w:b/>
                 <w:bCs/>
                 <w:sz w:val="28"/>
@@ -2227,11 +2227,1462 @@
       <w:pPr>
         <w:pStyle w:val="ListParagraph"/>
         <w:rPr>
+          <w:rFonts w:ascii="TH Sarabun New" w:hAnsi="TH Sarabun New" w:cs="TH Sarabun New"/>
+          <w:sz w:val="32"/>
+          <w:szCs w:val="32"/>
+          <w:cs/>
+        </w:rPr>
+      </w:pPr>
+    </w:p>
+    <w:p>
+      <w:pPr>
+        <w:rPr>
+          <w:rFonts w:ascii="TH Sarabun New" w:hAnsi="TH Sarabun New" w:cs="TH Sarabun New"/>
+          <w:sz w:val="32"/>
+          <w:szCs w:val="32"/>
+          <w:cs/>
+        </w:rPr>
+      </w:pPr>
+      <w:r>
+        <w:rPr>
+          <w:rFonts w:ascii="TH Sarabun New" w:hAnsi="TH Sarabun New" w:cs="TH Sarabun New"/>
+          <w:sz w:val="32"/>
+          <w:szCs w:val="32"/>
+          <w:cs/>
+        </w:rPr>
+        <w:br w:type="page"/>
+      </w:r>
+    </w:p>
+    <w:p>
+      <w:pPr>
+        <w:pStyle w:val="ListParagraph"/>
+        <w:pBdr>
+          <w:bottom w:val="single" w:sz="12" w:space="1" w:color="auto"/>
+        </w:pBdr>
+        <w:rPr>
+          <w:rFonts w:ascii="TH Sarabun New" w:hAnsi="TH Sarabun New" w:cs="TH Sarabun New"/>
+          <w:b/>
+          <w:bCs/>
+          <w:sz w:val="36"/>
+          <w:szCs w:val="36"/>
+        </w:rPr>
+      </w:pPr>
+      <w:r>
+        <w:rPr>
           <w:rFonts w:ascii="TH Sarabun New" w:hAnsi="TH Sarabun New" w:cs="TH Sarabun New" w:hint="cs"/>
-          <w:sz w:val="32"/>
-          <w:szCs w:val="32"/>
-        </w:rPr>
-      </w:pPr>
+          <w:b/>
+          <w:bCs/>
+          <w:sz w:val="36"/>
+          <w:szCs w:val="36"/>
+          <w:cs/>
+        </w:rPr>
+        <w:lastRenderedPageBreak/>
+        <w:t>คำถามท้ายแลป</w:t>
+      </w:r>
+    </w:p>
+    <w:p>
+      <w:pPr>
+        <w:pStyle w:val="ListParagraph"/>
+        <w:pBdr>
+          <w:bottom w:val="single" w:sz="12" w:space="1" w:color="auto"/>
+        </w:pBdr>
+        <w:rPr>
+          <w:rFonts w:ascii="TH Sarabun New" w:hAnsi="TH Sarabun New" w:cs="TH Sarabun New"/>
+          <w:b/>
+          <w:bCs/>
+          <w:sz w:val="20"/>
+          <w:szCs w:val="20"/>
+        </w:rPr>
+      </w:pPr>
+    </w:p>
+    <w:p>
+      <w:pPr>
+        <w:pStyle w:val="ListParagraph"/>
+        <w:rPr>
+          <w:rFonts w:ascii="TH Sarabun New" w:hAnsi="TH Sarabun New" w:cs="TH Sarabun New"/>
+          <w:sz w:val="32"/>
+          <w:szCs w:val="32"/>
+        </w:rPr>
+      </w:pPr>
+    </w:p>
+    <w:p>
+      <w:pPr>
+        <w:pStyle w:val="ListParagraph"/>
+        <w:numPr>
+          <w:ilvl w:val="0"/>
+          <w:numId w:val="3"/>
+        </w:numPr>
+        <w:rPr>
+          <w:rFonts w:ascii="TH Sarabun New" w:hAnsi="TH Sarabun New" w:cs="TH Sarabun New"/>
+          <w:sz w:val="32"/>
+          <w:szCs w:val="32"/>
+        </w:rPr>
+      </w:pPr>
+      <w:r>
+        <w:rPr>
+          <w:rFonts w:ascii="TH Sarabun New" w:hAnsi="TH Sarabun New" w:cs="TH Sarabun New"/>
+          <w:sz w:val="32"/>
+          <w:szCs w:val="32"/>
+        </w:rPr>
+        <w:t>@Transactional </w:t>
+      </w:r>
+      <w:r>
+        <w:rPr>
+          <w:rFonts w:ascii="TH Sarabun New" w:hAnsi="TH Sarabun New" w:cs="TH Sarabun New"/>
+          <w:sz w:val="32"/>
+          <w:szCs w:val="32"/>
+          <w:cs/>
+        </w:rPr>
+        <w:t>มีหน้าที่อะไร</w:t>
+      </w:r>
+      <w:r>
+        <w:rPr>
+          <w:rFonts w:ascii="TH Sarabun New" w:hAnsi="TH Sarabun New" w:cs="TH Sarabun New"/>
+          <w:sz w:val="32"/>
+          <w:szCs w:val="32"/>
+        </w:rPr>
+        <w:t>?</w:t>
+      </w:r>
+    </w:p>
+    <w:p>
+      <w:pPr>
+        <w:pStyle w:val="ListParagraph"/>
+        <w:ind w:left="1080"/>
+        <w:rPr>
+          <w:rFonts w:ascii="TH Sarabun New" w:hAnsi="TH Sarabun New" w:cs="TH Sarabun New"/>
+          <w:sz w:val="28"/>
+          <w:szCs w:val="28"/>
+        </w:rPr>
+      </w:pPr>
+      <w:r>
+        <w:rPr>
+          <w:rFonts w:ascii="TH Sarabun New" w:hAnsi="TH Sarabun New" w:cs="TH Sarabun New" w:hint="cs"/>
+          <w:b/>
+          <w:bCs/>
+          <w:sz w:val="32"/>
+          <w:szCs w:val="32"/>
+          <w:cs/>
+        </w:rPr>
+        <w:t>ตอบ</w:t>
+      </w:r>
+      <w:r>
+        <w:rPr>
+          <w:rFonts w:ascii="TH Sarabun New" w:hAnsi="TH Sarabun New" w:cs="TH Sarabun New"/>
+          <w:b/>
+          <w:bCs/>
+          <w:sz w:val="32"/>
+          <w:szCs w:val="32"/>
+        </w:rPr>
+        <w:t>:</w:t>
+      </w:r>
+      <w:r>
+        <w:rPr>
+          <w:rFonts w:ascii="TH Sarabun New" w:hAnsi="TH Sarabun New" w:cs="TH Sarabun New" w:hint="cs"/>
+          <w:sz w:val="32"/>
+          <w:szCs w:val="32"/>
+          <w:cs/>
+        </w:rPr>
+        <w:t xml:space="preserve"> </w:t>
+      </w:r>
+      <w:r>
+        <w:rPr>
+          <w:rFonts w:ascii="TH Sarabun New" w:hAnsi="TH Sarabun New" w:cs="TH Sarabun New"/>
+          <w:sz w:val="28"/>
+          <w:szCs w:val="28"/>
+          <w:cs/>
+        </w:rPr>
+        <w:t>เอาไว้คุมขอบเขตการทำงานของฟังก์ชันหรือคลาส ถ้าใส่</w:t>
+      </w:r>
+      <w:r>
+        <w:rPr>
+          <w:rFonts w:ascii="TH Sarabun New" w:hAnsi="TH Sarabun New" w:cs="TH Sarabun New"/>
+          <w:sz w:val="28"/>
+          <w:szCs w:val="28"/>
+        </w:rPr>
+        <w:t xml:space="preserve"> </w:t>
+      </w:r>
+      <w:r>
+        <w:rPr>
+          <w:rFonts w:ascii="TH Sarabun New" w:hAnsi="TH Sarabun New" w:cs="TH Sarabun New"/>
+          <w:b/>
+          <w:bCs/>
+          <w:sz w:val="28"/>
+          <w:szCs w:val="28"/>
+        </w:rPr>
+        <w:t>@Transactional</w:t>
+      </w:r>
+      <w:r>
+        <w:rPr>
+          <w:rFonts w:ascii="TH Sarabun New" w:hAnsi="TH Sarabun New" w:cs="TH Sarabun New"/>
+          <w:sz w:val="28"/>
+          <w:szCs w:val="28"/>
+        </w:rPr>
+        <w:t xml:space="preserve"> </w:t>
+      </w:r>
+      <w:r>
+        <w:rPr>
+          <w:rFonts w:ascii="TH Sarabun New" w:hAnsi="TH Sarabun New" w:cs="TH Sarabun New" w:hint="cs"/>
+          <w:sz w:val="28"/>
+          <w:szCs w:val="28"/>
+          <w:cs/>
+        </w:rPr>
+        <w:t>เข้าไป</w:t>
+      </w:r>
+      <w:r>
+        <w:rPr>
+          <w:rFonts w:ascii="TH Sarabun New" w:hAnsi="TH Sarabun New" w:cs="TH Sarabun New"/>
+          <w:sz w:val="28"/>
+          <w:szCs w:val="28"/>
+          <w:cs/>
+        </w:rPr>
+        <w:t xml:space="preserve"> </w:t>
+      </w:r>
+      <w:r>
+        <w:rPr>
+          <w:rFonts w:ascii="TH Sarabun New" w:hAnsi="TH Sarabun New" w:cs="TH Sarabun New"/>
+          <w:sz w:val="28"/>
+          <w:szCs w:val="28"/>
+        </w:rPr>
+        <w:t xml:space="preserve">Spring </w:t>
+      </w:r>
+      <w:r>
+        <w:rPr>
+          <w:rFonts w:ascii="TH Sarabun New" w:hAnsi="TH Sarabun New" w:cs="TH Sarabun New"/>
+          <w:sz w:val="28"/>
+          <w:szCs w:val="28"/>
+          <w:cs/>
+        </w:rPr>
+        <w:t>จะคอยช่วยจัดการให้</w:t>
+      </w:r>
+      <w:r>
+        <w:rPr>
+          <w:rFonts w:ascii="TH Sarabun New" w:hAnsi="TH Sarabun New" w:cs="TH Sarabun New" w:hint="cs"/>
+          <w:sz w:val="28"/>
+          <w:szCs w:val="28"/>
+          <w:cs/>
+        </w:rPr>
+        <w:t>ทั้ง</w:t>
+      </w:r>
+      <w:r>
+        <w:rPr>
+          <w:rFonts w:ascii="TH Sarabun New" w:hAnsi="TH Sarabun New" w:cs="TH Sarabun New"/>
+          <w:sz w:val="28"/>
+          <w:szCs w:val="28"/>
+          <w:cs/>
+        </w:rPr>
+        <w:t xml:space="preserve">หมด </w:t>
+      </w:r>
+      <w:r>
+        <w:rPr>
+          <w:rFonts w:ascii="TH Sarabun New" w:hAnsi="TH Sarabun New" w:cs="TH Sarabun New" w:hint="cs"/>
+          <w:sz w:val="28"/>
+          <w:szCs w:val="28"/>
+          <w:cs/>
+        </w:rPr>
+        <w:t>ไม่ว่าจะ</w:t>
+      </w:r>
+      <w:r>
+        <w:rPr>
+          <w:rFonts w:ascii="TH Sarabun New" w:hAnsi="TH Sarabun New" w:cs="TH Sarabun New"/>
+          <w:sz w:val="28"/>
+          <w:szCs w:val="28"/>
+          <w:cs/>
+        </w:rPr>
+        <w:t>เปิดระบบ</w:t>
+      </w:r>
+      <w:r>
+        <w:rPr>
+          <w:rFonts w:ascii="TH Sarabun New" w:hAnsi="TH Sarabun New" w:cs="TH Sarabun New"/>
+          <w:sz w:val="28"/>
+          <w:szCs w:val="28"/>
+        </w:rPr>
+        <w:t>Transaction</w:t>
+      </w:r>
+      <w:r>
+        <w:rPr>
+          <w:rFonts w:ascii="TH Sarabun New" w:hAnsi="TH Sarabun New" w:cs="TH Sarabun New"/>
+          <w:sz w:val="28"/>
+          <w:szCs w:val="28"/>
+        </w:rPr>
+        <w:t xml:space="preserve">, </w:t>
+      </w:r>
+      <w:r>
+        <w:rPr>
+          <w:rFonts w:ascii="TH Sarabun New" w:hAnsi="TH Sarabun New" w:cs="TH Sarabun New"/>
+          <w:sz w:val="28"/>
+          <w:szCs w:val="28"/>
+          <w:cs/>
+        </w:rPr>
+        <w:t>บันทึกข้อมูลลงฐานข้อมูลจริงแบบถาวร (</w:t>
+      </w:r>
+      <w:r>
+        <w:rPr>
+          <w:rFonts w:ascii="TH Sarabun New" w:hAnsi="TH Sarabun New" w:cs="TH Sarabun New"/>
+          <w:sz w:val="28"/>
+          <w:szCs w:val="28"/>
+        </w:rPr>
+        <w:t xml:space="preserve">Commit) </w:t>
+      </w:r>
+      <w:r>
+        <w:rPr>
+          <w:rFonts w:ascii="TH Sarabun New" w:hAnsi="TH Sarabun New" w:cs="TH Sarabun New"/>
+          <w:sz w:val="28"/>
+          <w:szCs w:val="28"/>
+          <w:cs/>
+        </w:rPr>
+        <w:t>ถ้างานสำเร็จ หรือถ้าเกิดพังกลางทางขึ้นมาจะสั่งยกเลิกแล้วดึงข้อมูลกลับสภาพเดิม (</w:t>
+      </w:r>
+      <w:r>
+        <w:rPr>
+          <w:rFonts w:ascii="TH Sarabun New" w:hAnsi="TH Sarabun New" w:cs="TH Sarabun New"/>
+          <w:sz w:val="28"/>
+          <w:szCs w:val="28"/>
+        </w:rPr>
+        <w:t xml:space="preserve">Rollback) </w:t>
+      </w:r>
+      <w:r>
+        <w:rPr>
+          <w:rFonts w:ascii="TH Sarabun New" w:hAnsi="TH Sarabun New" w:cs="TH Sarabun New"/>
+          <w:sz w:val="28"/>
+          <w:szCs w:val="28"/>
+          <w:cs/>
+        </w:rPr>
+        <w:t>ให้เองอัตโนมัติเลย</w:t>
+      </w:r>
+    </w:p>
+    <w:p>
+      <w:pPr>
+        <w:pStyle w:val="ListParagraph"/>
+        <w:ind w:left="1080"/>
+        <w:rPr>
+          <w:rFonts w:ascii="TH Sarabun New" w:hAnsi="TH Sarabun New" w:cs="TH Sarabun New" w:hint="cs"/>
+          <w:sz w:val="28"/>
+          <w:szCs w:val="28"/>
+          <w:cs/>
+        </w:rPr>
+      </w:pPr>
+    </w:p>
+    <w:p>
+      <w:pPr>
+        <w:pStyle w:val="ListParagraph"/>
+        <w:numPr>
+          <w:ilvl w:val="0"/>
+          <w:numId w:val="3"/>
+        </w:numPr>
+        <w:rPr>
+          <w:rFonts w:ascii="TH Sarabun New" w:hAnsi="TH Sarabun New" w:cs="TH Sarabun New"/>
+          <w:sz w:val="32"/>
+          <w:szCs w:val="32"/>
+        </w:rPr>
+      </w:pPr>
+      <w:r>
+        <w:rPr>
+          <w:rFonts w:ascii="TH Sarabun New" w:hAnsi="TH Sarabun New" w:cs="TH Sarabun New"/>
+          <w:sz w:val="32"/>
+          <w:szCs w:val="32"/>
+          <w:cs/>
+        </w:rPr>
+        <w:t xml:space="preserve">เพราะเหตุใดการฝากเงินจึงควรใช้ </w:t>
+      </w:r>
+      <w:r>
+        <w:rPr>
+          <w:rFonts w:ascii="TH Sarabun New" w:hAnsi="TH Sarabun New" w:cs="TH Sarabun New"/>
+          <w:sz w:val="32"/>
+          <w:szCs w:val="32"/>
+        </w:rPr>
+        <w:t>Transaction?</w:t>
+      </w:r>
+    </w:p>
+    <w:p>
+      <w:pPr>
+        <w:pStyle w:val="ListParagraph"/>
+        <w:ind w:left="1080"/>
+        <w:rPr>
+          <w:rFonts w:ascii="TH Sarabun New" w:hAnsi="TH Sarabun New" w:cs="TH Sarabun New"/>
+          <w:sz w:val="28"/>
+          <w:szCs w:val="28"/>
+        </w:rPr>
+      </w:pPr>
+      <w:r>
+        <w:rPr>
+          <w:rFonts w:ascii="TH Sarabun New" w:hAnsi="TH Sarabun New" w:cs="TH Sarabun New" w:hint="cs"/>
+          <w:b/>
+          <w:bCs/>
+          <w:sz w:val="32"/>
+          <w:szCs w:val="32"/>
+          <w:cs/>
+        </w:rPr>
+        <w:t>ตอบ</w:t>
+      </w:r>
+      <w:r>
+        <w:rPr>
+          <w:rFonts w:ascii="TH Sarabun New" w:hAnsi="TH Sarabun New" w:cs="TH Sarabun New"/>
+          <w:b/>
+          <w:bCs/>
+          <w:sz w:val="32"/>
+          <w:szCs w:val="32"/>
+        </w:rPr>
+        <w:t>:</w:t>
+      </w:r>
+      <w:r>
+        <w:rPr>
+          <w:rFonts w:ascii="TH Sarabun New" w:hAnsi="TH Sarabun New" w:cs="TH Sarabun New" w:hint="cs"/>
+          <w:sz w:val="32"/>
+          <w:szCs w:val="32"/>
+          <w:cs/>
+        </w:rPr>
+        <w:t xml:space="preserve"> </w:t>
+      </w:r>
+      <w:r>
+        <w:rPr>
+          <w:rFonts w:ascii="TH Sarabun New" w:hAnsi="TH Sarabun New" w:cs="TH Sarabun New"/>
+          <w:sz w:val="28"/>
+          <w:szCs w:val="28"/>
+          <w:cs/>
+        </w:rPr>
+        <w:t>เพราะการฝากเงินมันไม่ได้มีแค่</w:t>
+      </w:r>
+      <w:r>
+        <w:rPr>
+          <w:rFonts w:ascii="TH Sarabun New" w:hAnsi="TH Sarabun New" w:cs="TH Sarabun New" w:hint="cs"/>
+          <w:sz w:val="28"/>
+          <w:szCs w:val="28"/>
+          <w:cs/>
+        </w:rPr>
+        <w:t>ขั้นตอนเดียว</w:t>
+      </w:r>
+      <w:r>
+        <w:rPr>
+          <w:rFonts w:ascii="TH Sarabun New" w:hAnsi="TH Sarabun New" w:cs="TH Sarabun New"/>
+          <w:sz w:val="28"/>
+          <w:szCs w:val="28"/>
+          <w:cs/>
+        </w:rPr>
+        <w:t xml:space="preserve"> ต้องทั้งบวกยอดเงินเพิ่มในบัญชี</w:t>
+      </w:r>
+      <w:r>
+        <w:rPr>
+          <w:rFonts w:ascii="TH Sarabun New" w:hAnsi="TH Sarabun New" w:cs="TH Sarabun New" w:hint="cs"/>
+          <w:sz w:val="28"/>
+          <w:szCs w:val="28"/>
+          <w:cs/>
+        </w:rPr>
+        <w:t xml:space="preserve"> จากนั้น</w:t>
+      </w:r>
+      <w:r>
+        <w:rPr>
+          <w:rFonts w:ascii="TH Sarabun New" w:hAnsi="TH Sarabun New" w:cs="TH Sarabun New"/>
+          <w:sz w:val="28"/>
+          <w:szCs w:val="28"/>
+          <w:cs/>
+        </w:rPr>
+        <w:t>ต้องบันทึกประวัติการฝากเก็บไว้ด้วย ถ้าไม่มี</w:t>
+      </w:r>
+      <w:r>
+        <w:rPr>
+          <w:rFonts w:ascii="TH Sarabun New" w:hAnsi="TH Sarabun New" w:cs="TH Sarabun New" w:hint="cs"/>
+          <w:sz w:val="28"/>
+          <w:szCs w:val="28"/>
+          <w:cs/>
+        </w:rPr>
+        <w:t xml:space="preserve"> </w:t>
+      </w:r>
+      <w:r>
+        <w:rPr>
+          <w:rFonts w:ascii="TH Sarabun New" w:hAnsi="TH Sarabun New" w:cs="TH Sarabun New"/>
+          <w:b/>
+          <w:bCs/>
+          <w:sz w:val="28"/>
+          <w:szCs w:val="28"/>
+        </w:rPr>
+        <w:t>Transaction</w:t>
+      </w:r>
+      <w:r>
+        <w:rPr>
+          <w:rFonts w:ascii="TH Sarabun New" w:hAnsi="TH Sarabun New" w:cs="TH Sarabun New"/>
+          <w:sz w:val="28"/>
+          <w:szCs w:val="28"/>
+        </w:rPr>
+        <w:t xml:space="preserve"> </w:t>
+      </w:r>
+      <w:r>
+        <w:rPr>
+          <w:rFonts w:ascii="TH Sarabun New" w:hAnsi="TH Sarabun New" w:cs="TH Sarabun New"/>
+          <w:sz w:val="28"/>
+          <w:szCs w:val="28"/>
+          <w:cs/>
+        </w:rPr>
+        <w:t>มาช่วยคุม แล้วเกิด</w:t>
+      </w:r>
+      <w:r>
+        <w:rPr>
+          <w:rFonts w:ascii="TH Sarabun New" w:hAnsi="TH Sarabun New" w:cs="TH Sarabun New" w:hint="cs"/>
+          <w:sz w:val="28"/>
+          <w:szCs w:val="28"/>
+          <w:cs/>
+        </w:rPr>
+        <w:t>เหตุ</w:t>
+      </w:r>
+      <w:r>
+        <w:rPr>
+          <w:rFonts w:ascii="TH Sarabun New" w:hAnsi="TH Sarabun New" w:cs="TH Sarabun New"/>
+          <w:sz w:val="28"/>
+          <w:szCs w:val="28"/>
+          <w:cs/>
+        </w:rPr>
+        <w:t>ไฟดับหรือระบบ</w:t>
+      </w:r>
+      <w:r>
+        <w:rPr>
+          <w:rFonts w:ascii="TH Sarabun New" w:hAnsi="TH Sarabun New" w:cs="TH Sarabun New" w:hint="cs"/>
+          <w:sz w:val="28"/>
+          <w:szCs w:val="28"/>
+          <w:cs/>
+        </w:rPr>
+        <w:t>ล่</w:t>
+      </w:r>
+      <w:r>
+        <w:rPr>
+          <w:rFonts w:ascii="TH Sarabun New" w:hAnsi="TH Sarabun New" w:cs="TH Sarabun New"/>
+          <w:sz w:val="28"/>
+          <w:szCs w:val="28"/>
+          <w:cs/>
+        </w:rPr>
+        <w:t xml:space="preserve">มกลางทาง ข้อมูลจะเละเทะไม่สอดคล้องกัน (เช่น เงินเข้าบัญชีแล้วแต่ประวัติไม่บันทึก) ตัว </w:t>
+      </w:r>
+      <w:r>
+        <w:rPr>
+          <w:rFonts w:ascii="TH Sarabun New" w:hAnsi="TH Sarabun New" w:cs="TH Sarabun New"/>
+          <w:b/>
+          <w:bCs/>
+          <w:sz w:val="28"/>
+          <w:szCs w:val="28"/>
+        </w:rPr>
+        <w:t>Transaction</w:t>
+      </w:r>
+      <w:r>
+        <w:rPr>
+          <w:rFonts w:ascii="TH Sarabun New" w:hAnsi="TH Sarabun New" w:cs="TH Sarabun New"/>
+          <w:b/>
+          <w:bCs/>
+          <w:sz w:val="28"/>
+          <w:szCs w:val="28"/>
+        </w:rPr>
+        <w:t xml:space="preserve"> </w:t>
+      </w:r>
+      <w:r>
+        <w:rPr>
+          <w:rFonts w:ascii="TH Sarabun New" w:hAnsi="TH Sarabun New" w:cs="TH Sarabun New" w:hint="cs"/>
+          <w:sz w:val="28"/>
+          <w:szCs w:val="28"/>
+          <w:cs/>
+        </w:rPr>
+        <w:t>จะ</w:t>
+      </w:r>
+      <w:r>
+        <w:rPr>
+          <w:rFonts w:ascii="TH Sarabun New" w:hAnsi="TH Sarabun New" w:cs="TH Sarabun New"/>
+          <w:sz w:val="28"/>
+          <w:szCs w:val="28"/>
+          <w:cs/>
+        </w:rPr>
+        <w:t>เข้ามาช่วยบล็อกไว้ว่า "ต้องสำเร็จทั้งหมด หรือไม่ก็พับเก็บยกเลิกไปพร้อมกัน"</w:t>
+      </w:r>
+    </w:p>
+    <w:p>
+      <w:pPr>
+        <w:pStyle w:val="ListParagraph"/>
+        <w:ind w:left="1080"/>
+        <w:rPr>
+          <w:rFonts w:ascii="TH Sarabun New" w:hAnsi="TH Sarabun New" w:cs="TH Sarabun New" w:hint="cs"/>
+          <w:sz w:val="32"/>
+          <w:szCs w:val="32"/>
+        </w:rPr>
+      </w:pPr>
+    </w:p>
+    <w:p>
+      <w:pPr>
+        <w:pStyle w:val="ListParagraph"/>
+        <w:numPr>
+          <w:ilvl w:val="0"/>
+          <w:numId w:val="3"/>
+        </w:numPr>
+        <w:rPr>
+          <w:rFonts w:ascii="TH Sarabun New" w:hAnsi="TH Sarabun New" w:cs="TH Sarabun New"/>
+          <w:sz w:val="32"/>
+          <w:szCs w:val="32"/>
+        </w:rPr>
+      </w:pPr>
+      <w:r>
+        <w:rPr>
+          <w:rFonts w:ascii="TH Sarabun New" w:hAnsi="TH Sarabun New" w:cs="TH Sarabun New"/>
+          <w:sz w:val="32"/>
+          <w:szCs w:val="32"/>
+        </w:rPr>
+        <w:t xml:space="preserve">COMMIT </w:t>
+      </w:r>
+      <w:r>
+        <w:rPr>
+          <w:rFonts w:ascii="TH Sarabun New" w:hAnsi="TH Sarabun New" w:cs="TH Sarabun New"/>
+          <w:sz w:val="32"/>
+          <w:szCs w:val="32"/>
+          <w:cs/>
+        </w:rPr>
+        <w:t xml:space="preserve">และ </w:t>
+      </w:r>
+      <w:r>
+        <w:rPr>
+          <w:rFonts w:ascii="TH Sarabun New" w:hAnsi="TH Sarabun New" w:cs="TH Sarabun New"/>
+          <w:sz w:val="32"/>
+          <w:szCs w:val="32"/>
+        </w:rPr>
+        <w:t xml:space="preserve">ROLLBACK </w:t>
+      </w:r>
+      <w:r>
+        <w:rPr>
+          <w:rFonts w:ascii="TH Sarabun New" w:hAnsi="TH Sarabun New" w:cs="TH Sarabun New"/>
+          <w:sz w:val="32"/>
+          <w:szCs w:val="32"/>
+          <w:cs/>
+        </w:rPr>
+        <w:t>ต่างกันอย่างไร</w:t>
+      </w:r>
+      <w:r>
+        <w:rPr>
+          <w:rFonts w:ascii="TH Sarabun New" w:hAnsi="TH Sarabun New" w:cs="TH Sarabun New"/>
+          <w:sz w:val="32"/>
+          <w:szCs w:val="32"/>
+        </w:rPr>
+        <w:t>?</w:t>
+      </w:r>
+    </w:p>
+    <w:p>
+      <w:pPr>
+        <w:pStyle w:val="ListParagraph"/>
+        <w:ind w:left="1080"/>
+        <w:rPr>
+          <w:rFonts w:ascii="TH Sarabun New" w:hAnsi="TH Sarabun New" w:cs="TH Sarabun New"/>
+          <w:sz w:val="28"/>
+          <w:szCs w:val="28"/>
+        </w:rPr>
+      </w:pPr>
+      <w:r>
+        <w:rPr>
+          <w:rFonts w:ascii="TH Sarabun New" w:hAnsi="TH Sarabun New" w:cs="TH Sarabun New" w:hint="cs"/>
+          <w:b/>
+          <w:bCs/>
+          <w:sz w:val="32"/>
+          <w:szCs w:val="32"/>
+          <w:cs/>
+        </w:rPr>
+        <w:t>ตอบ</w:t>
+      </w:r>
+      <w:r>
+        <w:rPr>
+          <w:rFonts w:ascii="TH Sarabun New" w:hAnsi="TH Sarabun New" w:cs="TH Sarabun New"/>
+          <w:b/>
+          <w:bCs/>
+          <w:sz w:val="32"/>
+          <w:szCs w:val="32"/>
+        </w:rPr>
+        <w:t>:</w:t>
+      </w:r>
+      <w:r>
+        <w:rPr>
+          <w:rFonts w:ascii="TH Sarabun New" w:hAnsi="TH Sarabun New" w:cs="TH Sarabun New" w:hint="cs"/>
+          <w:sz w:val="32"/>
+          <w:szCs w:val="32"/>
+          <w:cs/>
+        </w:rPr>
+        <w:t xml:space="preserve"> </w:t>
+      </w:r>
+    </w:p>
+    <w:p>
+      <w:pPr>
+        <w:pStyle w:val="ListParagraph"/>
+        <w:numPr>
+          <w:ilvl w:val="0"/>
+          <w:numId w:val="5"/>
+        </w:numPr>
+        <w:rPr>
+          <w:rFonts w:ascii="TH Sarabun New" w:hAnsi="TH Sarabun New" w:cs="TH Sarabun New"/>
+          <w:sz w:val="28"/>
+          <w:szCs w:val="28"/>
+        </w:rPr>
+      </w:pPr>
+      <w:r>
+        <w:rPr>
+          <w:rFonts w:ascii="TH Sarabun New" w:hAnsi="TH Sarabun New" w:cs="TH Sarabun New"/>
+          <w:i/>
+          <w:iCs/>
+          <w:sz w:val="28"/>
+          <w:szCs w:val="28"/>
+          <w:u w:val="single"/>
+        </w:rPr>
+        <w:t>COMMIT</w:t>
+      </w:r>
+      <w:r>
+        <w:rPr>
+          <w:rFonts w:ascii="TH Sarabun New" w:hAnsi="TH Sarabun New" w:cs="TH Sarabun New"/>
+          <w:i/>
+          <w:iCs/>
+          <w:sz w:val="28"/>
+          <w:szCs w:val="28"/>
+        </w:rPr>
+        <w:t>:</w:t>
+      </w:r>
+      <w:r>
+        <w:rPr>
+          <w:rFonts w:ascii="TH Sarabun New" w:hAnsi="TH Sarabun New" w:cs="TH Sarabun New"/>
+          <w:sz w:val="28"/>
+          <w:szCs w:val="28"/>
+        </w:rPr>
+        <w:t xml:space="preserve"> </w:t>
+      </w:r>
+      <w:r>
+        <w:rPr>
+          <w:rFonts w:ascii="TH Sarabun New" w:hAnsi="TH Sarabun New" w:cs="TH Sarabun New"/>
+          <w:sz w:val="28"/>
+          <w:szCs w:val="28"/>
+          <w:cs/>
+        </w:rPr>
+        <w:t>คือ</w:t>
+      </w:r>
+      <w:r>
+        <w:rPr>
+          <w:rFonts w:ascii="TH Sarabun New" w:hAnsi="TH Sarabun New" w:cs="TH Sarabun New" w:hint="cs"/>
+          <w:sz w:val="28"/>
+          <w:szCs w:val="28"/>
+          <w:cs/>
+        </w:rPr>
+        <w:t xml:space="preserve"> </w:t>
+      </w:r>
+      <w:r>
+        <w:rPr>
+          <w:rFonts w:ascii="TH Sarabun New" w:hAnsi="TH Sarabun New" w:cs="TH Sarabun New"/>
+          <w:sz w:val="28"/>
+          <w:szCs w:val="28"/>
+          <w:cs/>
+        </w:rPr>
+        <w:t xml:space="preserve">จังหวะที่ทุกอย่างผ่านฉลุย ไม่มี </w:t>
+      </w:r>
+      <w:r>
+        <w:rPr>
+          <w:rFonts w:ascii="TH Sarabun New" w:hAnsi="TH Sarabun New" w:cs="TH Sarabun New"/>
+          <w:sz w:val="28"/>
+          <w:szCs w:val="28"/>
+        </w:rPr>
+        <w:t xml:space="preserve">Error </w:t>
+      </w:r>
+      <w:r>
+        <w:rPr>
+          <w:rFonts w:ascii="TH Sarabun New" w:hAnsi="TH Sarabun New" w:cs="TH Sarabun New"/>
+          <w:sz w:val="28"/>
+          <w:szCs w:val="28"/>
+          <w:cs/>
+        </w:rPr>
+        <w:t>ระบบเลยสั่งเซฟข้อมูลลงฐานข้อมูลแบบถาวรไปเลย</w:t>
+      </w:r>
+    </w:p>
+    <w:p>
+      <w:pPr>
+        <w:pStyle w:val="ListParagraph"/>
+        <w:numPr>
+          <w:ilvl w:val="0"/>
+          <w:numId w:val="5"/>
+        </w:numPr>
+        <w:rPr>
+          <w:rFonts w:ascii="TH Sarabun New" w:hAnsi="TH Sarabun New" w:cs="TH Sarabun New"/>
+          <w:sz w:val="28"/>
+          <w:szCs w:val="28"/>
+        </w:rPr>
+      </w:pPr>
+      <w:r>
+        <w:rPr>
+          <w:rFonts w:ascii="TH Sarabun New" w:hAnsi="TH Sarabun New" w:cs="TH Sarabun New"/>
+          <w:i/>
+          <w:iCs/>
+          <w:sz w:val="28"/>
+          <w:szCs w:val="28"/>
+          <w:u w:val="single"/>
+        </w:rPr>
+        <w:t>ROLLBACK</w:t>
+      </w:r>
+      <w:r>
+        <w:rPr>
+          <w:rFonts w:ascii="TH Sarabun New" w:hAnsi="TH Sarabun New" w:cs="TH Sarabun New"/>
+          <w:i/>
+          <w:iCs/>
+          <w:sz w:val="28"/>
+          <w:szCs w:val="28"/>
+        </w:rPr>
+        <w:t>:</w:t>
+      </w:r>
+      <w:r>
+        <w:rPr>
+          <w:rFonts w:ascii="TH Sarabun New" w:hAnsi="TH Sarabun New" w:cs="TH Sarabun New"/>
+          <w:sz w:val="28"/>
+          <w:szCs w:val="28"/>
+        </w:rPr>
+        <w:t xml:space="preserve"> </w:t>
+      </w:r>
+      <w:r>
+        <w:rPr>
+          <w:rFonts w:ascii="TH Sarabun New" w:hAnsi="TH Sarabun New" w:cs="TH Sarabun New"/>
+          <w:sz w:val="28"/>
+          <w:szCs w:val="28"/>
+          <w:cs/>
+        </w:rPr>
+        <w:t>คือ</w:t>
+      </w:r>
+      <w:r>
+        <w:rPr>
+          <w:rFonts w:ascii="TH Sarabun New" w:hAnsi="TH Sarabun New" w:cs="TH Sarabun New" w:hint="cs"/>
+          <w:sz w:val="28"/>
+          <w:szCs w:val="28"/>
+          <w:cs/>
+        </w:rPr>
+        <w:t xml:space="preserve"> </w:t>
+      </w:r>
+      <w:r>
+        <w:rPr>
+          <w:rFonts w:ascii="TH Sarabun New" w:hAnsi="TH Sarabun New" w:cs="TH Sarabun New"/>
+          <w:sz w:val="28"/>
+          <w:szCs w:val="28"/>
+          <w:cs/>
+        </w:rPr>
+        <w:t xml:space="preserve">จังหวะที่งานพังหรือเกิด </w:t>
+      </w:r>
+      <w:r>
+        <w:rPr>
+          <w:rFonts w:ascii="TH Sarabun New" w:hAnsi="TH Sarabun New" w:cs="TH Sarabun New"/>
+          <w:sz w:val="28"/>
+          <w:szCs w:val="28"/>
+        </w:rPr>
+        <w:t xml:space="preserve">Error </w:t>
+      </w:r>
+      <w:r>
+        <w:rPr>
+          <w:rFonts w:ascii="TH Sarabun New" w:hAnsi="TH Sarabun New" w:cs="TH Sarabun New"/>
+          <w:sz w:val="28"/>
+          <w:szCs w:val="28"/>
+          <w:cs/>
+        </w:rPr>
+        <w:t>ขึ้นกลางคัน ระบบเลยสั่งเทกระจาด ยกเลิกการเปลี่ยนแปลงทั้งหมด แล้วดึงข้อมูลกลับมาก่อนหน้าที่จะเริ่มทำทันทีเหมือนไม่เคยมีอะไรเกิดขึ้น</w:t>
+      </w:r>
+    </w:p>
+    <w:p>
+      <w:pPr>
+        <w:rPr>
+          <w:rFonts w:ascii="TH Sarabun New" w:hAnsi="TH Sarabun New" w:cs="TH Sarabun New" w:hint="cs"/>
+          <w:sz w:val="32"/>
+          <w:szCs w:val="32"/>
+        </w:rPr>
+      </w:pPr>
+    </w:p>
+    <w:p>
+      <w:pPr>
+        <w:pStyle w:val="ListParagraph"/>
+        <w:numPr>
+          <w:ilvl w:val="0"/>
+          <w:numId w:val="3"/>
+        </w:numPr>
+        <w:rPr>
+          <w:rFonts w:ascii="TH Sarabun New" w:hAnsi="TH Sarabun New" w:cs="TH Sarabun New"/>
+          <w:sz w:val="32"/>
+          <w:szCs w:val="32"/>
+        </w:rPr>
+      </w:pPr>
+      <w:r>
+        <w:rPr>
+          <w:rFonts w:ascii="TH Sarabun New" w:hAnsi="TH Sarabun New" w:cs="TH Sarabun New"/>
+          <w:sz w:val="32"/>
+          <w:szCs w:val="32"/>
+        </w:rPr>
+        <w:t xml:space="preserve">Account </w:t>
+      </w:r>
+      <w:r>
+        <w:rPr>
+          <w:rFonts w:ascii="TH Sarabun New" w:hAnsi="TH Sarabun New" w:cs="TH Sarabun New"/>
+          <w:sz w:val="32"/>
+          <w:szCs w:val="32"/>
+          <w:cs/>
+        </w:rPr>
+        <w:t xml:space="preserve">และ </w:t>
+      </w:r>
+      <w:r>
+        <w:rPr>
+          <w:rFonts w:ascii="TH Sarabun New" w:hAnsi="TH Sarabun New" w:cs="TH Sarabun New"/>
+          <w:sz w:val="32"/>
+          <w:szCs w:val="32"/>
+        </w:rPr>
+        <w:t xml:space="preserve">DepositTransaction </w:t>
+      </w:r>
+      <w:r>
+        <w:rPr>
+          <w:rFonts w:ascii="TH Sarabun New" w:hAnsi="TH Sarabun New" w:cs="TH Sarabun New"/>
+          <w:sz w:val="32"/>
+          <w:szCs w:val="32"/>
+          <w:cs/>
+        </w:rPr>
+        <w:t>มีความสัมพันธ์แบบใด</w:t>
+      </w:r>
+      <w:r>
+        <w:rPr>
+          <w:rFonts w:ascii="TH Sarabun New" w:hAnsi="TH Sarabun New" w:cs="TH Sarabun New"/>
+          <w:sz w:val="32"/>
+          <w:szCs w:val="32"/>
+        </w:rPr>
+        <w:t>?</w:t>
+      </w:r>
+    </w:p>
+    <w:p>
+      <w:pPr>
+        <w:pStyle w:val="ListParagraph"/>
+        <w:ind w:left="1080"/>
+        <w:rPr>
+          <w:rFonts w:ascii="TH Sarabun New" w:hAnsi="TH Sarabun New" w:cs="TH Sarabun New"/>
+          <w:sz w:val="28"/>
+          <w:szCs w:val="28"/>
+        </w:rPr>
+      </w:pPr>
+      <w:r>
+        <w:rPr>
+          <w:rFonts w:ascii="TH Sarabun New" w:hAnsi="TH Sarabun New" w:cs="TH Sarabun New" w:hint="cs"/>
+          <w:b/>
+          <w:bCs/>
+          <w:sz w:val="32"/>
+          <w:szCs w:val="32"/>
+          <w:cs/>
+        </w:rPr>
+        <w:t>ตอบ</w:t>
+      </w:r>
+      <w:r>
+        <w:rPr>
+          <w:rFonts w:ascii="TH Sarabun New" w:hAnsi="TH Sarabun New" w:cs="TH Sarabun New"/>
+          <w:b/>
+          <w:bCs/>
+          <w:sz w:val="32"/>
+          <w:szCs w:val="32"/>
+        </w:rPr>
+        <w:t>:</w:t>
+      </w:r>
+      <w:r>
+        <w:rPr>
+          <w:rFonts w:ascii="TH Sarabun New" w:hAnsi="TH Sarabun New" w:cs="TH Sarabun New" w:hint="cs"/>
+          <w:sz w:val="32"/>
+          <w:szCs w:val="32"/>
+          <w:cs/>
+        </w:rPr>
+        <w:t xml:space="preserve"> </w:t>
+      </w:r>
+      <w:r>
+        <w:rPr>
+          <w:rFonts w:ascii="TH Sarabun New" w:hAnsi="TH Sarabun New" w:cs="TH Sarabun New"/>
+          <w:sz w:val="28"/>
+          <w:szCs w:val="28"/>
+          <w:cs/>
+        </w:rPr>
+        <w:t>เป็นความสัมพันธ์แบบ</w:t>
+      </w:r>
+      <w:r>
+        <w:rPr>
+          <w:rFonts w:ascii="TH Sarabun New" w:hAnsi="TH Sarabun New" w:cs="TH Sarabun New"/>
+          <w:sz w:val="28"/>
+          <w:szCs w:val="28"/>
+        </w:rPr>
+        <w:t xml:space="preserve"> </w:t>
+      </w:r>
+      <w:r>
+        <w:rPr>
+          <w:rFonts w:ascii="TH Sarabun New" w:hAnsi="TH Sarabun New" w:cs="TH Sarabun New"/>
+          <w:b/>
+          <w:bCs/>
+          <w:sz w:val="28"/>
+          <w:szCs w:val="28"/>
+        </w:rPr>
+        <w:t>One-to-Many</w:t>
+      </w:r>
+      <w:r>
+        <w:rPr>
+          <w:rFonts w:ascii="TH Sarabun New" w:hAnsi="TH Sarabun New" w:cs="TH Sarabun New"/>
+          <w:b/>
+          <w:bCs/>
+          <w:sz w:val="28"/>
+          <w:szCs w:val="28"/>
+        </w:rPr>
+        <w:t xml:space="preserve"> </w:t>
+      </w:r>
+      <w:r>
+        <w:rPr>
+          <w:rFonts w:ascii="TH Sarabun New" w:hAnsi="TH Sarabun New" w:cs="TH Sarabun New"/>
+          <w:sz w:val="28"/>
+          <w:szCs w:val="28"/>
+          <w:cs/>
+        </w:rPr>
+        <w:t xml:space="preserve">คือบัญชีธนาคาร </w:t>
+      </w:r>
+      <w:r>
+        <w:rPr>
+          <w:rFonts w:ascii="TH Sarabun New" w:hAnsi="TH Sarabun New" w:cs="TH Sarabun New"/>
+          <w:sz w:val="28"/>
+          <w:szCs w:val="28"/>
+        </w:rPr>
+        <w:t xml:space="preserve">1 </w:t>
+      </w:r>
+      <w:r>
+        <w:rPr>
+          <w:rFonts w:ascii="TH Sarabun New" w:hAnsi="TH Sarabun New" w:cs="TH Sarabun New"/>
+          <w:sz w:val="28"/>
+          <w:szCs w:val="28"/>
+          <w:cs/>
+        </w:rPr>
+        <w:t>บัญชี สามารถมีประวัติการฝากเงินเข้ามาได้หลายรายการ (หลายบิล/หลายรอบ) แต่ในทางกลับกัน ประวัติการฝากเงินแต่ละรายการนั้นจะวิ่งกลับมาอ้างอิงเจ้าของบัญชีได้แค่คนเดียวเท่านั้น</w:t>
+      </w:r>
+    </w:p>
+    <w:p>
+      <w:pPr>
+        <w:pStyle w:val="ListParagraph"/>
+        <w:ind w:left="1080"/>
+        <w:rPr>
+          <w:rFonts w:ascii="TH Sarabun New" w:hAnsi="TH Sarabun New" w:cs="TH Sarabun New" w:hint="cs"/>
+          <w:sz w:val="32"/>
+          <w:szCs w:val="32"/>
+        </w:rPr>
+      </w:pPr>
+    </w:p>
+    <w:p>
+      <w:pPr>
+        <w:pStyle w:val="ListParagraph"/>
+        <w:numPr>
+          <w:ilvl w:val="0"/>
+          <w:numId w:val="3"/>
+        </w:numPr>
+        <w:rPr>
+          <w:rFonts w:ascii="TH Sarabun New" w:hAnsi="TH Sarabun New" w:cs="TH Sarabun New"/>
+          <w:sz w:val="32"/>
+          <w:szCs w:val="32"/>
+        </w:rPr>
+      </w:pPr>
+      <w:r>
+        <w:rPr>
+          <w:rFonts w:ascii="TH Sarabun New" w:hAnsi="TH Sarabun New" w:cs="TH Sarabun New"/>
+          <w:sz w:val="32"/>
+          <w:szCs w:val="32"/>
+          <w:cs/>
+        </w:rPr>
+        <w:t xml:space="preserve">เมื่อเกิด </w:t>
+      </w:r>
+      <w:r>
+        <w:rPr>
+          <w:rFonts w:ascii="TH Sarabun New" w:hAnsi="TH Sarabun New" w:cs="TH Sarabun New"/>
+          <w:sz w:val="32"/>
+          <w:szCs w:val="32"/>
+        </w:rPr>
+        <w:t xml:space="preserve">Error </w:t>
+      </w:r>
+      <w:r>
+        <w:rPr>
+          <w:rFonts w:ascii="TH Sarabun New" w:hAnsi="TH Sarabun New" w:cs="TH Sarabun New"/>
+          <w:sz w:val="32"/>
+          <w:szCs w:val="32"/>
+          <w:cs/>
+        </w:rPr>
+        <w:t>ขณะใช้</w:t>
+      </w:r>
+      <w:r>
+        <w:rPr>
+          <w:rFonts w:ascii="TH Sarabun New" w:hAnsi="TH Sarabun New" w:cs="TH Sarabun New"/>
+          <w:sz w:val="32"/>
+          <w:szCs w:val="32"/>
+        </w:rPr>
+        <w:t> @Transactional </w:t>
+      </w:r>
+      <w:r>
+        <w:rPr>
+          <w:rFonts w:ascii="TH Sarabun New" w:hAnsi="TH Sarabun New" w:cs="TH Sarabun New"/>
+          <w:sz w:val="32"/>
+          <w:szCs w:val="32"/>
+          <w:cs/>
+        </w:rPr>
+        <w:t xml:space="preserve">ข้อมูลใน </w:t>
+      </w:r>
+      <w:r>
+        <w:rPr>
+          <w:rFonts w:ascii="TH Sarabun New" w:hAnsi="TH Sarabun New" w:cs="TH Sarabun New"/>
+          <w:sz w:val="32"/>
+          <w:szCs w:val="32"/>
+        </w:rPr>
+        <w:t xml:space="preserve">Database </w:t>
+      </w:r>
+      <w:r>
+        <w:rPr>
+          <w:rFonts w:ascii="TH Sarabun New" w:hAnsi="TH Sarabun New" w:cs="TH Sarabun New"/>
+          <w:sz w:val="32"/>
+          <w:szCs w:val="32"/>
+          <w:cs/>
+        </w:rPr>
+        <w:t>เปลี่ยนแปลงอย่างไร</w:t>
+      </w:r>
+      <w:r>
+        <w:rPr>
+          <w:rFonts w:ascii="TH Sarabun New" w:hAnsi="TH Sarabun New" w:cs="TH Sarabun New"/>
+          <w:sz w:val="32"/>
+          <w:szCs w:val="32"/>
+        </w:rPr>
+        <w:t>?</w:t>
+      </w:r>
+    </w:p>
+    <w:p>
+      <w:pPr>
+        <w:pStyle w:val="ListParagraph"/>
+        <w:ind w:left="1080"/>
+        <w:rPr>
+          <w:rFonts w:ascii="TH Sarabun New" w:hAnsi="TH Sarabun New" w:cs="TH Sarabun New" w:hint="cs"/>
+          <w:sz w:val="32"/>
+          <w:szCs w:val="32"/>
+        </w:rPr>
+      </w:pPr>
+      <w:r>
+        <w:rPr>
+          <w:rFonts w:ascii="TH Sarabun New" w:hAnsi="TH Sarabun New" w:cs="TH Sarabun New" w:hint="cs"/>
+          <w:b/>
+          <w:bCs/>
+          <w:sz w:val="32"/>
+          <w:szCs w:val="32"/>
+          <w:cs/>
+        </w:rPr>
+        <w:t>ตอบ</w:t>
+      </w:r>
+      <w:r>
+        <w:rPr>
+          <w:rFonts w:ascii="TH Sarabun New" w:hAnsi="TH Sarabun New" w:cs="TH Sarabun New"/>
+          <w:b/>
+          <w:bCs/>
+          <w:sz w:val="32"/>
+          <w:szCs w:val="32"/>
+        </w:rPr>
+        <w:t>:</w:t>
+      </w:r>
+      <w:r>
+        <w:rPr>
+          <w:rFonts w:ascii="TH Sarabun New" w:hAnsi="TH Sarabun New" w:cs="TH Sarabun New" w:hint="cs"/>
+          <w:sz w:val="32"/>
+          <w:szCs w:val="32"/>
+          <w:cs/>
+        </w:rPr>
+        <w:t xml:space="preserve"> </w:t>
+      </w:r>
+      <w:r>
+        <w:rPr>
+          <w:rFonts w:ascii="TH Sarabun New" w:hAnsi="TH Sarabun New" w:cs="TH Sarabun New"/>
+          <w:sz w:val="28"/>
+          <w:szCs w:val="28"/>
+          <w:cs/>
+        </w:rPr>
+        <w:t>ข้อมูลในฐานข้อมูลจะ</w:t>
+      </w:r>
+      <w:r>
+        <w:rPr>
+          <w:rFonts w:ascii="TH Sarabun New" w:hAnsi="TH Sarabun New" w:cs="TH Sarabun New"/>
+          <w:sz w:val="28"/>
+          <w:szCs w:val="28"/>
+        </w:rPr>
+        <w:t xml:space="preserve"> </w:t>
+      </w:r>
+      <w:r>
+        <w:rPr>
+          <w:rFonts w:ascii="TH Sarabun New" w:hAnsi="TH Sarabun New" w:cs="TH Sarabun New"/>
+          <w:b/>
+          <w:bCs/>
+          <w:sz w:val="28"/>
+          <w:szCs w:val="28"/>
+          <w:cs/>
+        </w:rPr>
+        <w:t>ไม่มีอะไรเปลี่ยนแปลงเลย</w:t>
+      </w:r>
+      <w:r>
+        <w:rPr>
+          <w:rFonts w:ascii="TH Sarabun New" w:hAnsi="TH Sarabun New" w:cs="TH Sarabun New" w:hint="cs"/>
+          <w:b/>
+          <w:bCs/>
+          <w:sz w:val="28"/>
+          <w:szCs w:val="28"/>
+          <w:cs/>
+        </w:rPr>
+        <w:t xml:space="preserve"> </w:t>
+      </w:r>
+      <w:r>
+        <w:rPr>
+          <w:rFonts w:ascii="TH Sarabun New" w:hAnsi="TH Sarabun New" w:cs="TH Sarabun New"/>
+          <w:sz w:val="28"/>
+          <w:szCs w:val="28"/>
+          <w:cs/>
+        </w:rPr>
+        <w:t>เพราะตัว</w:t>
+      </w:r>
+      <w:r>
+        <w:rPr>
+          <w:rFonts w:ascii="TH Sarabun New" w:hAnsi="TH Sarabun New" w:cs="TH Sarabun New"/>
+          <w:sz w:val="28"/>
+          <w:szCs w:val="28"/>
+        </w:rPr>
+        <w:t xml:space="preserve"> @Transactional</w:t>
+      </w:r>
+      <w:r>
+        <w:rPr>
+          <w:rFonts w:ascii="TH Sarabun New" w:hAnsi="TH Sarabun New" w:cs="TH Sarabun New"/>
+          <w:sz w:val="28"/>
+          <w:szCs w:val="28"/>
+        </w:rPr>
+        <w:t xml:space="preserve"> </w:t>
+      </w:r>
+      <w:r>
+        <w:rPr>
+          <w:rFonts w:ascii="TH Sarabun New" w:hAnsi="TH Sarabun New" w:cs="TH Sarabun New"/>
+          <w:sz w:val="28"/>
+          <w:szCs w:val="28"/>
+          <w:cs/>
+        </w:rPr>
+        <w:t xml:space="preserve">จะสั่ง </w:t>
+      </w:r>
+      <w:r>
+        <w:rPr>
+          <w:rFonts w:ascii="TH Sarabun New" w:hAnsi="TH Sarabun New" w:cs="TH Sarabun New"/>
+          <w:sz w:val="28"/>
+          <w:szCs w:val="28"/>
+        </w:rPr>
+        <w:t xml:space="preserve">Rollback </w:t>
+      </w:r>
+      <w:r>
+        <w:rPr>
+          <w:rFonts w:ascii="TH Sarabun New" w:hAnsi="TH Sarabun New" w:cs="TH Sarabun New"/>
+          <w:sz w:val="28"/>
+          <w:szCs w:val="28"/>
+          <w:cs/>
+        </w:rPr>
+        <w:t xml:space="preserve">ย้อนคืนค่าทั้งหมดให้ทันทีที่เจอ </w:t>
+      </w:r>
+      <w:r>
+        <w:rPr>
+          <w:rFonts w:ascii="TH Sarabun New" w:hAnsi="TH Sarabun New" w:cs="TH Sarabun New"/>
+          <w:sz w:val="28"/>
+          <w:szCs w:val="28"/>
+        </w:rPr>
+        <w:t xml:space="preserve">Error </w:t>
+      </w:r>
+      <w:r>
+        <w:rPr>
+          <w:rFonts w:ascii="TH Sarabun New" w:hAnsi="TH Sarabun New" w:cs="TH Sarabun New"/>
+          <w:sz w:val="28"/>
+          <w:szCs w:val="28"/>
+          <w:cs/>
+        </w:rPr>
+        <w:t>ไม่ว่าจะเป็นยอดเงินหรือตารางประวัติ เพื่อป้องกันไม่ให้ข้อมูลพัง</w:t>
+      </w:r>
+    </w:p>
+    <w:p>
+      <w:pPr>
+        <w:pStyle w:val="ListParagraph"/>
+        <w:ind w:left="1080"/>
+        <w:rPr>
+          <w:rFonts w:ascii="TH Sarabun New" w:hAnsi="TH Sarabun New" w:cs="TH Sarabun New"/>
+          <w:sz w:val="32"/>
+          <w:szCs w:val="32"/>
+        </w:rPr>
+      </w:pPr>
+    </w:p>
+    <w:p>
+      <w:pPr>
+        <w:pStyle w:val="ListParagraph"/>
+        <w:numPr>
+          <w:ilvl w:val="0"/>
+          <w:numId w:val="3"/>
+        </w:numPr>
+        <w:rPr>
+          <w:rFonts w:ascii="TH Sarabun New" w:hAnsi="TH Sarabun New" w:cs="TH Sarabun New"/>
+          <w:sz w:val="32"/>
+          <w:szCs w:val="32"/>
+        </w:rPr>
+      </w:pPr>
+      <w:r>
+        <w:rPr>
+          <w:rFonts w:ascii="TH Sarabun New" w:hAnsi="TH Sarabun New" w:cs="TH Sarabun New"/>
+          <w:sz w:val="32"/>
+          <w:szCs w:val="32"/>
+          <w:cs/>
+        </w:rPr>
+        <w:t>จากการทดลอง เมื่อลบ</w:t>
+      </w:r>
+      <w:r>
+        <w:rPr>
+          <w:rFonts w:ascii="TH Sarabun New" w:hAnsi="TH Sarabun New" w:cs="TH Sarabun New"/>
+          <w:sz w:val="32"/>
+          <w:szCs w:val="32"/>
+        </w:rPr>
+        <w:t> @Transactional </w:t>
+      </w:r>
+      <w:r>
+        <w:rPr>
+          <w:rFonts w:ascii="TH Sarabun New" w:hAnsi="TH Sarabun New" w:cs="TH Sarabun New"/>
+          <w:sz w:val="32"/>
+          <w:szCs w:val="32"/>
+          <w:cs/>
+        </w:rPr>
+        <w:t>ออก ผลลัพธ์แตกต่างจากเดิมอย่างไร</w:t>
+      </w:r>
+      <w:r>
+        <w:rPr>
+          <w:rFonts w:ascii="TH Sarabun New" w:hAnsi="TH Sarabun New" w:cs="TH Sarabun New"/>
+          <w:sz w:val="32"/>
+          <w:szCs w:val="32"/>
+        </w:rPr>
+        <w:t>?</w:t>
+      </w:r>
+    </w:p>
+    <w:p>
+      <w:pPr>
+        <w:pStyle w:val="ListParagraph"/>
+        <w:ind w:left="1080"/>
+        <w:rPr>
+          <w:rFonts w:ascii="TH Sarabun New" w:hAnsi="TH Sarabun New" w:cs="TH Sarabun New" w:hint="cs"/>
+          <w:sz w:val="28"/>
+          <w:szCs w:val="28"/>
+        </w:rPr>
+      </w:pPr>
+      <w:r>
+        <w:rPr>
+          <w:rFonts w:ascii="TH Sarabun New" w:hAnsi="TH Sarabun New" w:cs="TH Sarabun New" w:hint="cs"/>
+          <w:b/>
+          <w:bCs/>
+          <w:sz w:val="32"/>
+          <w:szCs w:val="32"/>
+          <w:cs/>
+        </w:rPr>
+        <w:t>ตอบ</w:t>
+      </w:r>
+      <w:r>
+        <w:rPr>
+          <w:rFonts w:ascii="TH Sarabun New" w:hAnsi="TH Sarabun New" w:cs="TH Sarabun New"/>
+          <w:b/>
+          <w:bCs/>
+          <w:sz w:val="32"/>
+          <w:szCs w:val="32"/>
+        </w:rPr>
+        <w:t>:</w:t>
+      </w:r>
+      <w:r>
+        <w:rPr>
+          <w:rFonts w:ascii="TH Sarabun New" w:hAnsi="TH Sarabun New" w:cs="TH Sarabun New" w:hint="cs"/>
+          <w:sz w:val="32"/>
+          <w:szCs w:val="32"/>
+          <w:cs/>
+        </w:rPr>
+        <w:t xml:space="preserve"> </w:t>
+      </w:r>
+      <w:r>
+        <w:rPr>
+          <w:rFonts w:ascii="TH Sarabun New" w:hAnsi="TH Sarabun New" w:cs="TH Sarabun New"/>
+          <w:sz w:val="28"/>
+          <w:szCs w:val="28"/>
+          <w:cs/>
+        </w:rPr>
+        <w:t>ต่างกัน เพราะพอไม่มี</w:t>
+      </w:r>
+      <w:r>
+        <w:rPr>
+          <w:rFonts w:ascii="TH Sarabun New" w:hAnsi="TH Sarabun New" w:cs="TH Sarabun New" w:hint="cs"/>
+          <w:sz w:val="28"/>
+          <w:szCs w:val="28"/>
+          <w:cs/>
+        </w:rPr>
+        <w:t xml:space="preserve"> </w:t>
+      </w:r>
+      <w:r>
+        <w:rPr>
+          <w:rFonts w:ascii="TH Sarabun New" w:hAnsi="TH Sarabun New" w:cs="TH Sarabun New"/>
+          <w:sz w:val="28"/>
+          <w:szCs w:val="28"/>
+        </w:rPr>
+        <w:t>@Transactional</w:t>
+      </w:r>
+      <w:r>
+        <w:rPr>
+          <w:rFonts w:ascii="TH Sarabun New" w:hAnsi="TH Sarabun New" w:cs="TH Sarabun New"/>
+          <w:sz w:val="28"/>
+          <w:szCs w:val="28"/>
+        </w:rPr>
+        <w:t xml:space="preserve"> </w:t>
+      </w:r>
+      <w:r>
+        <w:rPr>
+          <w:rFonts w:ascii="TH Sarabun New" w:hAnsi="TH Sarabun New" w:cs="TH Sarabun New"/>
+          <w:sz w:val="28"/>
+          <w:szCs w:val="28"/>
+          <w:cs/>
+        </w:rPr>
+        <w:t xml:space="preserve">คุม </w:t>
+      </w:r>
+      <w:r>
+        <w:rPr>
+          <w:rFonts w:ascii="TH Sarabun New" w:hAnsi="TH Sarabun New" w:cs="TH Sarabun New" w:hint="cs"/>
+          <w:sz w:val="28"/>
+          <w:szCs w:val="28"/>
+          <w:cs/>
+        </w:rPr>
+        <w:t>เมื่อ</w:t>
+      </w:r>
+      <w:r>
+        <w:rPr>
+          <w:rFonts w:ascii="TH Sarabun New" w:hAnsi="TH Sarabun New" w:cs="TH Sarabun New"/>
+          <w:sz w:val="28"/>
+          <w:szCs w:val="28"/>
+          <w:cs/>
+        </w:rPr>
+        <w:t xml:space="preserve">เกิด </w:t>
+      </w:r>
+      <w:r>
+        <w:rPr>
+          <w:rFonts w:ascii="TH Sarabun New" w:hAnsi="TH Sarabun New" w:cs="TH Sarabun New"/>
+          <w:sz w:val="28"/>
+          <w:szCs w:val="28"/>
+        </w:rPr>
+        <w:t xml:space="preserve">Error </w:t>
+      </w:r>
+      <w:r>
+        <w:rPr>
+          <w:rFonts w:ascii="TH Sarabun New" w:hAnsi="TH Sarabun New" w:cs="TH Sarabun New"/>
+          <w:sz w:val="28"/>
+          <w:szCs w:val="28"/>
+          <w:cs/>
+        </w:rPr>
+        <w:t>กลางทาง ระบบจะไม่ยอมย้อนข้อมูลให้</w:t>
+      </w:r>
+      <w:r>
+        <w:rPr>
+          <w:rFonts w:ascii="TH Sarabun New" w:hAnsi="TH Sarabun New" w:cs="TH Sarabun New"/>
+          <w:sz w:val="28"/>
+          <w:szCs w:val="28"/>
+        </w:rPr>
+        <w:t xml:space="preserve"> </w:t>
+      </w:r>
+      <w:r>
+        <w:rPr>
+          <w:rFonts w:ascii="TH Sarabun New" w:hAnsi="TH Sarabun New" w:cs="TH Sarabun New"/>
+          <w:sz w:val="28"/>
+          <w:szCs w:val="28"/>
+        </w:rPr>
+        <w:t xml:space="preserve"> </w:t>
+      </w:r>
+      <w:r>
+        <w:rPr>
+          <w:rFonts w:ascii="TH Sarabun New" w:hAnsi="TH Sarabun New" w:cs="TH Sarabun New"/>
+          <w:sz w:val="28"/>
+          <w:szCs w:val="28"/>
+          <w:cs/>
+        </w:rPr>
+        <w:t>ทำให้คำสั่งส่วนที่ทำเสร็จไปก่อนหน้าถูกบันทึกค้างอยู่ในฐานข้อมูลถาวร กลายเป็นข้อมูลขยะหรือข้อมูลที่ไม่สมบูรณ์ ทำให้ระบบพังและข้อมูลเพี้ยน</w:t>
+      </w:r>
     </w:p>
     <w:sectPr>
       <w:pgSz w:w="11906" w:h="16838"/>
@@ -2246,6 +3697,119 @@
 <file path=word/numbering.xml><?xml version="1.0" encoding="utf-8"?>
 <w:numbering xmlns:wpc="http://schemas.microsoft.com/office/word/2010/wordprocessingCanvas" xmlns:cx="http://schemas.microsoft.com/office/drawing/2014/chartex" xmlns:cx1="http://schemas.microsoft.com/office/drawing/2015/9/8/chartex" xmlns:cx2="http://schemas.microsoft.com/office/drawing/2015/10/21/chartex" xmlns:cx3="http://schemas.microsoft.com/office/drawing/2016/5/9/chartex" xmlns:cx4="http://schemas.microsoft.com/office/drawing/2016/5/10/chartex" xmlns:cx5="http://schemas.microsoft.com/office/drawing/2016/5/11/chartex" xmlns:cx6="http://schemas.microsoft.com/office/drawing/2016/5/12/chartex" xmlns:cx7="http://schemas.microsoft.com/office/drawing/2016/5/13/chartex" xmlns:cx8="http://schemas.microsoft.com/office/drawing/2016/5/14/chartex" xmlns:mc="http://schemas.openxmlformats.org/markup-compatibility/2006" xmlns:aink="http://schemas.microsoft.com/office/drawing/2016/ink" xmlns:am3d="http://schemas.microsoft.com/office/drawing/2017/model3d" xmlns:o="urn:schemas-microsoft-com:office:office" xmlns:oel="http://schemas.microsoft.com/office/2019/extlst" xmlns:r="http://schemas.openxmlformats.org/officeDocument/2006/relationships" xmlns:m="http://schemas.openxmlformats.org/officeDocument/2006/math" xmlns:v="urn:schemas-microsoft-com:vml" xmlns:wp14="http://schemas.microsoft.com/office/word/2010/wordprocessingDrawing" xmlns:wp="http://schemas.openxmlformats.org/drawingml/2006/wordprocessingDrawing" xmlns:w10="urn:schemas-microsoft-com:office:word" xmlns:w="http://schemas.openxmlformats.org/wordprocessingml/2006/main" xmlns:w14="http://schemas.microsoft.com/office/word/2010/wordml" xmlns:w15="http://schemas.microsoft.com/office/word/2012/wordml" xmlns:w16cex="http://schemas.microsoft.com/office/word/2018/wordml/cex" xmlns:w16cid="http://schemas.microsoft.com/office/word/2016/wordml/cid" xmlns:w16="http://schemas.microsoft.com/office/word/2018/wordml" xmlns:w16du="http://schemas.microsoft.com/office/word/2023/wordml/word16du" xmlns:w16sdtdh="http://schemas.microsoft.com/office/word/2020/wordml/sdtdatahash" xmlns:w16sdtfl="http://schemas.microsoft.com/office/word/2024/wordml/sdtformatlock" xmlns:w16se="http://schemas.microsoft.com/office/word/2015/wordml/symex" xmlns:wpg="http://schemas.microsoft.com/office/word/2010/wordprocessingGroup" xmlns:wpi="http://schemas.microsoft.com/office/word/2010/wordprocessingInk" xmlns:wne="http://schemas.microsoft.com/office/word/2006/wordml" xmlns:wps="http://schemas.microsoft.com/office/word/2010/wordprocessingShape" mc:Ignorable="w14 w15 w16se w16cid w16 w16cex w16sdtdh w16sdtfl w16du wp14">
   <w:abstractNum w:abstractNumId="0" w15:restartNumberingAfterBreak="0">
+    <w:nsid w:val="13E55B20"/>
+    <w:multiLevelType w:val="multilevel"/>
+    <w:tmpl w:val="43E62FCC"/>
+    <w:lvl w:ilvl="0">
+      <w:start w:val="1"/>
+      <w:numFmt w:val="decimal"/>
+      <w:lvlText w:val="%1."/>
+      <w:lvlJc w:val="left"/>
+      <w:pPr>
+        <w:tabs>
+          <w:tab w:val="num" w:pos="720"/>
+        </w:tabs>
+        <w:ind w:left="720" w:hanging="360"/>
+      </w:pPr>
+    </w:lvl>
+    <w:lvl w:ilvl="1" w:tentative="1">
+      <w:start w:val="1"/>
+      <w:numFmt w:val="decimal"/>
+      <w:lvlText w:val="%2."/>
+      <w:lvlJc w:val="left"/>
+      <w:pPr>
+        <w:tabs>
+          <w:tab w:val="num" w:pos="1440"/>
+        </w:tabs>
+        <w:ind w:left="1440" w:hanging="360"/>
+      </w:pPr>
+    </w:lvl>
+    <w:lvl w:ilvl="2" w:tentative="1">
+      <w:start w:val="1"/>
+      <w:numFmt w:val="decimal"/>
+      <w:lvlText w:val="%3."/>
+      <w:lvlJc w:val="left"/>
+      <w:pPr>
+        <w:tabs>
+          <w:tab w:val="num" w:pos="2160"/>
+        </w:tabs>
+        <w:ind w:left="2160" w:hanging="360"/>
+      </w:pPr>
+    </w:lvl>
+    <w:lvl w:ilvl="3" w:tentative="1">
+      <w:start w:val="1"/>
+      <w:numFmt w:val="decimal"/>
+      <w:lvlText w:val="%4."/>
+      <w:lvlJc w:val="left"/>
+      <w:pPr>
+        <w:tabs>
+          <w:tab w:val="num" w:pos="2880"/>
+        </w:tabs>
+        <w:ind w:left="2880" w:hanging="360"/>
+      </w:pPr>
+    </w:lvl>
+    <w:lvl w:ilvl="4" w:tentative="1">
+      <w:start w:val="1"/>
+      <w:numFmt w:val="decimal"/>
+      <w:lvlText w:val="%5."/>
+      <w:lvlJc w:val="left"/>
+      <w:pPr>
+        <w:tabs>
+          <w:tab w:val="num" w:pos="3600"/>
+        </w:tabs>
+        <w:ind w:left="3600" w:hanging="360"/>
+      </w:pPr>
+    </w:lvl>
+    <w:lvl w:ilvl="5" w:tentative="1">
+      <w:start w:val="1"/>
+      <w:numFmt w:val="decimal"/>
+      <w:lvlText w:val="%6."/>
+      <w:lvlJc w:val="left"/>
+      <w:pPr>
+        <w:tabs>
+          <w:tab w:val="num" w:pos="4320"/>
+        </w:tabs>
+        <w:ind w:left="4320" w:hanging="360"/>
+      </w:pPr>
+    </w:lvl>
+    <w:lvl w:ilvl="6" w:tentative="1">
+      <w:start w:val="1"/>
+      <w:numFmt w:val="decimal"/>
+      <w:lvlText w:val="%7."/>
+      <w:lvlJc w:val="left"/>
+      <w:pPr>
+        <w:tabs>
+          <w:tab w:val="num" w:pos="5040"/>
+        </w:tabs>
+        <w:ind w:left="5040" w:hanging="360"/>
+      </w:pPr>
+    </w:lvl>
+    <w:lvl w:ilvl="7" w:tentative="1">
+      <w:start w:val="1"/>
+      <w:numFmt w:val="decimal"/>
+      <w:lvlText w:val="%8."/>
+      <w:lvlJc w:val="left"/>
+      <w:pPr>
+        <w:tabs>
+          <w:tab w:val="num" w:pos="5760"/>
+        </w:tabs>
+        <w:ind w:left="5760" w:hanging="360"/>
+      </w:pPr>
+    </w:lvl>
+    <w:lvl w:ilvl="8" w:tentative="1">
+      <w:start w:val="1"/>
+      <w:numFmt w:val="decimal"/>
+      <w:lvlText w:val="%9."/>
+      <w:lvlJc w:val="left"/>
+      <w:pPr>
+        <w:tabs>
+          <w:tab w:val="num" w:pos="6480"/>
+        </w:tabs>
+        <w:ind w:left="6480" w:hanging="360"/>
+      </w:pPr>
+    </w:lvl>
+  </w:abstractNum>
+  <w:abstractNum w:abstractNumId="1" w15:restartNumberingAfterBreak="0">
     <w:nsid w:val="1E1D0378"/>
     <w:multiLevelType w:val="hybridMultilevel"/>
     <w:tmpl w:val="7EB20C40"/>
@@ -2334,7 +3898,211 @@
       </w:pPr>
     </w:lvl>
   </w:abstractNum>
-  <w:abstractNum w:abstractNumId="1" w15:restartNumberingAfterBreak="0">
+  <w:abstractNum w:abstractNumId="2" w15:restartNumberingAfterBreak="0">
+    <w:nsid w:val="5ADD15EC"/>
+    <w:multiLevelType w:val="hybridMultilevel"/>
+    <w:tmpl w:val="357AD9EE"/>
+    <w:lvl w:ilvl="0" w:tplc="D558385A">
+      <w:start w:val="1"/>
+      <w:numFmt w:val="decimal"/>
+      <w:lvlText w:val="%1."/>
+      <w:lvlJc w:val="left"/>
+      <w:pPr>
+        <w:ind w:left="1080" w:hanging="360"/>
+      </w:pPr>
+      <w:rPr>
+        <w:rFonts w:hint="default"/>
+      </w:rPr>
+    </w:lvl>
+    <w:lvl w:ilvl="1" w:tplc="04090019" w:tentative="1">
+      <w:start w:val="1"/>
+      <w:numFmt w:val="lowerLetter"/>
+      <w:lvlText w:val="%2."/>
+      <w:lvlJc w:val="left"/>
+      <w:pPr>
+        <w:ind w:left="1800" w:hanging="360"/>
+      </w:pPr>
+    </w:lvl>
+    <w:lvl w:ilvl="2" w:tplc="0409001B" w:tentative="1">
+      <w:start w:val="1"/>
+      <w:numFmt w:val="lowerRoman"/>
+      <w:lvlText w:val="%3."/>
+      <w:lvlJc w:val="right"/>
+      <w:pPr>
+        <w:ind w:left="2520" w:hanging="180"/>
+      </w:pPr>
+    </w:lvl>
+    <w:lvl w:ilvl="3" w:tplc="0409000F" w:tentative="1">
+      <w:start w:val="1"/>
+      <w:numFmt w:val="decimal"/>
+      <w:lvlText w:val="%4."/>
+      <w:lvlJc w:val="left"/>
+      <w:pPr>
+        <w:ind w:left="3240" w:hanging="360"/>
+      </w:pPr>
+    </w:lvl>
+    <w:lvl w:ilvl="4" w:tplc="04090019" w:tentative="1">
+      <w:start w:val="1"/>
+      <w:numFmt w:val="lowerLetter"/>
+      <w:lvlText w:val="%5."/>
+      <w:lvlJc w:val="left"/>
+      <w:pPr>
+        <w:ind w:left="3960" w:hanging="360"/>
+      </w:pPr>
+    </w:lvl>
+    <w:lvl w:ilvl="5" w:tplc="0409001B" w:tentative="1">
+      <w:start w:val="1"/>
+      <w:numFmt w:val="lowerRoman"/>
+      <w:lvlText w:val="%6."/>
+      <w:lvlJc w:val="right"/>
+      <w:pPr>
+        <w:ind w:left="4680" w:hanging="180"/>
+      </w:pPr>
+    </w:lvl>
+    <w:lvl w:ilvl="6" w:tplc="0409000F" w:tentative="1">
+      <w:start w:val="1"/>
+      <w:numFmt w:val="decimal"/>
+      <w:lvlText w:val="%7."/>
+      <w:lvlJc w:val="left"/>
+      <w:pPr>
+        <w:ind w:left="5400" w:hanging="360"/>
+      </w:pPr>
+    </w:lvl>
+    <w:lvl w:ilvl="7" w:tplc="04090019" w:tentative="1">
+      <w:start w:val="1"/>
+      <w:numFmt w:val="lowerLetter"/>
+      <w:lvlText w:val="%8."/>
+      <w:lvlJc w:val="left"/>
+      <w:pPr>
+        <w:ind w:left="6120" w:hanging="360"/>
+      </w:pPr>
+    </w:lvl>
+    <w:lvl w:ilvl="8" w:tplc="0409001B" w:tentative="1">
+      <w:start w:val="1"/>
+      <w:numFmt w:val="lowerRoman"/>
+      <w:lvlText w:val="%9."/>
+      <w:lvlJc w:val="right"/>
+      <w:pPr>
+        <w:ind w:left="6840" w:hanging="180"/>
+      </w:pPr>
+    </w:lvl>
+  </w:abstractNum>
+  <w:abstractNum w:abstractNumId="3" w15:restartNumberingAfterBreak="0">
+    <w:nsid w:val="6C91457D"/>
+    <w:multiLevelType w:val="hybridMultilevel"/>
+    <w:tmpl w:val="2B0A96A2"/>
+    <w:lvl w:ilvl="0" w:tplc="71A66776">
+      <w:start w:val="1"/>
+      <w:numFmt w:val="bullet"/>
+      <w:lvlText w:val=""/>
+      <w:lvlJc w:val="left"/>
+      <w:pPr>
+        <w:ind w:left="1800" w:hanging="360"/>
+      </w:pPr>
+      <w:rPr>
+        <w:rFonts w:ascii="Symbol" w:hAnsi="Symbol" w:hint="default"/>
+        <w:sz w:val="18"/>
+        <w:szCs w:val="18"/>
+      </w:rPr>
+    </w:lvl>
+    <w:lvl w:ilvl="1" w:tplc="04090003" w:tentative="1">
+      <w:start w:val="1"/>
+      <w:numFmt w:val="bullet"/>
+      <w:lvlText w:val="o"/>
+      <w:lvlJc w:val="left"/>
+      <w:pPr>
+        <w:ind w:left="2520" w:hanging="360"/>
+      </w:pPr>
+      <w:rPr>
+        <w:rFonts w:ascii="Courier New" w:hAnsi="Courier New" w:cs="Courier New" w:hint="default"/>
+      </w:rPr>
+    </w:lvl>
+    <w:lvl w:ilvl="2" w:tplc="04090005" w:tentative="1">
+      <w:start w:val="1"/>
+      <w:numFmt w:val="bullet"/>
+      <w:lvlText w:val=""/>
+      <w:lvlJc w:val="left"/>
+      <w:pPr>
+        <w:ind w:left="3240" w:hanging="360"/>
+      </w:pPr>
+      <w:rPr>
+        <w:rFonts w:ascii="Wingdings" w:hAnsi="Wingdings" w:hint="default"/>
+      </w:rPr>
+    </w:lvl>
+    <w:lvl w:ilvl="3" w:tplc="04090001" w:tentative="1">
+      <w:start w:val="1"/>
+      <w:numFmt w:val="bullet"/>
+      <w:lvlText w:val=""/>
+      <w:lvlJc w:val="left"/>
+      <w:pPr>
+        <w:ind w:left="3960" w:hanging="360"/>
+      </w:pPr>
+      <w:rPr>
+        <w:rFonts w:ascii="Symbol" w:hAnsi="Symbol" w:hint="default"/>
+      </w:rPr>
+    </w:lvl>
+    <w:lvl w:ilvl="4" w:tplc="04090003" w:tentative="1">
+      <w:start w:val="1"/>
+      <w:numFmt w:val="bullet"/>
+      <w:lvlText w:val="o"/>
+      <w:lvlJc w:val="left"/>
+      <w:pPr>
+        <w:ind w:left="4680" w:hanging="360"/>
+      </w:pPr>
+      <w:rPr>
+        <w:rFonts w:ascii="Courier New" w:hAnsi="Courier New" w:cs="Courier New" w:hint="default"/>
+      </w:rPr>
+    </w:lvl>
+    <w:lvl w:ilvl="5" w:tplc="04090005" w:tentative="1">
+      <w:start w:val="1"/>
+      <w:numFmt w:val="bullet"/>
+      <w:lvlText w:val=""/>
+      <w:lvlJc w:val="left"/>
+      <w:pPr>
+        <w:ind w:left="5400" w:hanging="360"/>
+      </w:pPr>
+      <w:rPr>
+        <w:rFonts w:ascii="Wingdings" w:hAnsi="Wingdings" w:hint="default"/>
+      </w:rPr>
+    </w:lvl>
+    <w:lvl w:ilvl="6" w:tplc="04090001" w:tentative="1">
+      <w:start w:val="1"/>
+      <w:numFmt w:val="bullet"/>
+      <w:lvlText w:val=""/>
+      <w:lvlJc w:val="left"/>
+      <w:pPr>
+        <w:ind w:left="6120" w:hanging="360"/>
+      </w:pPr>
+      <w:rPr>
+        <w:rFonts w:ascii="Symbol" w:hAnsi="Symbol" w:hint="default"/>
+      </w:rPr>
+    </w:lvl>
+    <w:lvl w:ilvl="7" w:tplc="04090003" w:tentative="1">
+      <w:start w:val="1"/>
+      <w:numFmt w:val="bullet"/>
+      <w:lvlText w:val="o"/>
+      <w:lvlJc w:val="left"/>
+      <w:pPr>
+        <w:ind w:left="6840" w:hanging="360"/>
+      </w:pPr>
+      <w:rPr>
+        <w:rFonts w:ascii="Courier New" w:hAnsi="Courier New" w:cs="Courier New" w:hint="default"/>
+      </w:rPr>
+    </w:lvl>
+    <w:lvl w:ilvl="8" w:tplc="04090005" w:tentative="1">
+      <w:start w:val="1"/>
+      <w:numFmt w:val="bullet"/>
+      <w:lvlText w:val=""/>
+      <w:lvlJc w:val="left"/>
+      <w:pPr>
+        <w:ind w:left="7560" w:hanging="360"/>
+      </w:pPr>
+      <w:rPr>
+        <w:rFonts w:ascii="Wingdings" w:hAnsi="Wingdings" w:hint="default"/>
+      </w:rPr>
+    </w:lvl>
+  </w:abstractNum>
+  <w:abstractNum w:abstractNumId="4" w15:restartNumberingAfterBreak="0">
     <w:nsid w:val="761B49FB"/>
     <w:multiLevelType w:val="hybridMultilevel"/>
     <w:tmpl w:val="CB5AD0EA"/>
@@ -2450,10 +4218,19 @@
     </w:lvl>
   </w:abstractNum>
   <w:num w:numId="1" w16cid:durableId="515580461">
+    <w:abstractNumId w:val="1"/>
+  </w:num>
+  <w:num w:numId="2" w16cid:durableId="1223103628">
+    <w:abstractNumId w:val="4"/>
+  </w:num>
+  <w:num w:numId="3" w16cid:durableId="1704939434">
+    <w:abstractNumId w:val="2"/>
+  </w:num>
+  <w:num w:numId="4" w16cid:durableId="229661010">
     <w:abstractNumId w:val="0"/>
   </w:num>
-  <w:num w:numId="2" w16cid:durableId="1223103628">
-    <w:abstractNumId w:val="1"/>
+  <w:num w:numId="5" w16cid:durableId="472604517">
+    <w:abstractNumId w:val="3"/>
   </w:num>
 </w:numbering>
 </file>
